--- a/lib/mallit/kirjallinen_varoitus.docx
+++ b/lib/mallit/kirjallinen_varoitus.docx
@@ -1,16 +1,94 @@
 
 <file path=word/document.xml><?xml version="1.0" encoding="utf-8"?>
-<w:document xmlns:wpc="http://schemas.microsoft.com/office/word/2010/wordprocessingCanvas" xmlns:cx="http://schemas.microsoft.com/office/drawing/2014/chartex" xmlns:cx1="http://schemas.microsoft.com/office/drawing/2015/9/8/chartex" xmlns:cx2="http://schemas.microsoft.com/office/drawing/2015/10/21/chartex" xmlns:mc="http://schemas.openxmlformats.org/markup-compatibility/2006" xmlns:o="urn:schemas-microsoft-com:office:office" xmlns:r="http://schemas.openxmlformats.org/officeDocument/2006/relationships" xmlns:m="http://schemas.openxmlformats.org/officeDocument/2006/math" xmlns:v="urn:schemas-microsoft-com:vml" xmlns:wp14="http://schemas.microsoft.com/office/word/2010/wordprocessingDrawing" xmlns:wp="http://schemas.openxmlformats.org/drawingml/2006/wordprocessingDrawing" xmlns:w10="urn:schemas-microsoft-com:office:word" xmlns:w="http://schemas.openxmlformats.org/wordprocessingml/2006/main" xmlns:w14="http://schemas.microsoft.com/office/word/2010/wordml" xmlns:w15="http://schemas.microsoft.com/office/word/2012/wordml" xmlns:w16se="http://schemas.microsoft.com/office/word/2015/wordml/symex" xmlns:wpg="http://schemas.microsoft.com/office/word/2010/wordprocessingGroup" xmlns:wpi="http://schemas.microsoft.com/office/word/2010/wordprocessingInk" xmlns:wne="http://schemas.microsoft.com/office/word/2006/wordml" xmlns:wps="http://schemas.microsoft.com/office/word/2010/wordprocessingShape" mc:Ignorable="w14 w15 w16se wp14">
+<w:document xmlns:wpc="http://schemas.microsoft.com/office/word/2010/wordprocessingCanvas" xmlns:cx="http://schemas.microsoft.com/office/drawing/2014/chartex" xmlns:cx1="http://schemas.microsoft.com/office/drawing/2015/9/8/chartex" xmlns:cx2="http://schemas.microsoft.com/office/drawing/2015/10/21/chartex" xmlns:cx3="http://schemas.microsoft.com/office/drawing/2016/5/9/chartex" xmlns:cx4="http://schemas.microsoft.com/office/drawing/2016/5/10/chartex" xmlns:cx5="http://schemas.microsoft.com/office/drawing/2016/5/11/chartex" xmlns:cx6="http://schemas.microsoft.com/office/drawing/2016/5/12/chartex" xmlns:cx7="http://schemas.microsoft.com/office/drawing/2016/5/13/chartex" xmlns:cx8="http://schemas.microsoft.com/office/drawing/2016/5/14/chartex" xmlns:mc="http://schemas.openxmlformats.org/markup-compatibility/2006" xmlns:o="urn:schemas-microsoft-com:office:office" xmlns:r="http://schemas.openxmlformats.org/officeDocument/2006/relationships" xmlns:m="http://schemas.openxmlformats.org/officeDocument/2006/math" xmlns:v="urn:schemas-microsoft-com:vml" xmlns:wp14="http://schemas.microsoft.com/office/word/2010/wordprocessingDrawing" xmlns:wp="http://schemas.openxmlformats.org/drawingml/2006/wordprocessingDrawing" xmlns:w10="urn:schemas-microsoft-com:office:word" xmlns:w="http://schemas.openxmlformats.org/wordprocessingml/2006/main" xmlns:w14="http://schemas.microsoft.com/office/word/2010/wordml" xmlns:w15="http://schemas.microsoft.com/office/word/2012/wordml" xmlns:w16se="http://schemas.microsoft.com/office/word/2015/wordml/symex" xmlns:wpg="http://schemas.microsoft.com/office/word/2010/wordprocessingGroup" xmlns:wpi="http://schemas.microsoft.com/office/word/2010/wordprocessingInk" xmlns:wne="http://schemas.microsoft.com/office/word/2006/wordml" xmlns:wps="http://schemas.microsoft.com/office/word/2010/wordprocessingShape" mc:Ignorable="w14 w15 w16se wp14">
   <w:body>
     <w:p>
-      <w:r>
-        <w:tab/>
-      </w:r>
-      <w:r>
-        <w:tab/>
-      </w:r>
-      <w:r>
-        <w:tab/>
+      <w:pPr>
+        <w:rPr>
+          <w:b/>
+        </w:rPr>
+      </w:pPr>
+      <w:r>
+        <w:rPr>
+          <w:noProof/>
+          <w:lang w:eastAsia="fi-FI"/>
+        </w:rPr>
+        <w:drawing>
+          <wp:anchor distT="0" distB="0" distL="114300" distR="114300" simplePos="0" relativeHeight="251658240" behindDoc="0" locked="0" layoutInCell="1" allowOverlap="1" wp14:anchorId="50B3B30C" wp14:editId="18E8AD47">
+            <wp:simplePos x="0" y="0"/>
+            <wp:positionH relativeFrom="column">
+              <wp:posOffset>50800</wp:posOffset>
+            </wp:positionH>
+            <wp:positionV relativeFrom="paragraph">
+              <wp:posOffset>-113665</wp:posOffset>
+            </wp:positionV>
+            <wp:extent cx="2170430" cy="520700"/>
+            <wp:effectExtent l="0" t="0" r="0" b="12700"/>
+            <wp:wrapNone/>
+            <wp:docPr id="1" name="Kuva 1" descr="sivex_logo.png"/>
+            <wp:cNvGraphicFramePr>
+              <a:graphicFrameLocks xmlns:a="http://schemas.openxmlformats.org/drawingml/2006/main" noChangeAspect="1"/>
+            </wp:cNvGraphicFramePr>
+            <a:graphic xmlns:a="http://schemas.openxmlformats.org/drawingml/2006/main">
+              <a:graphicData uri="http://schemas.openxmlformats.org/drawingml/2006/picture">
+                <pic:pic xmlns:pic="http://schemas.openxmlformats.org/drawingml/2006/picture">
+                  <pic:nvPicPr>
+                    <pic:cNvPr id="0" name="Picture 1" descr="sivex_logo.png"/>
+                    <pic:cNvPicPr>
+                      <a:picLocks noChangeAspect="1" noChangeArrowheads="1"/>
+                    </pic:cNvPicPr>
+                  </pic:nvPicPr>
+                  <pic:blipFill>
+                    <a:blip r:embed="rId4" cstate="print">
+                      <a:extLst>
+                        <a:ext uri="{28A0092B-C50C-407E-A947-70E740481C1C}">
+                          <a14:useLocalDpi xmlns:a14="http://schemas.microsoft.com/office/drawing/2010/main" val="0"/>
+                        </a:ext>
+                      </a:extLst>
+                    </a:blip>
+                    <a:srcRect/>
+                    <a:stretch>
+                      <a:fillRect/>
+                    </a:stretch>
+                  </pic:blipFill>
+                  <pic:spPr bwMode="auto">
+                    <a:xfrm>
+                      <a:off x="0" y="0"/>
+                      <a:ext cx="2170430" cy="520700"/>
+                    </a:xfrm>
+                    <a:prstGeom prst="rect">
+                      <a:avLst/>
+                    </a:prstGeom>
+                    <a:noFill/>
+                    <a:ln>
+                      <a:noFill/>
+                    </a:ln>
+                  </pic:spPr>
+                </pic:pic>
+              </a:graphicData>
+            </a:graphic>
+            <wp14:sizeRelH relativeFrom="page">
+              <wp14:pctWidth>0</wp14:pctWidth>
+            </wp14:sizeRelH>
+            <wp14:sizeRelV relativeFrom="page">
+              <wp14:pctHeight>0</wp14:pctHeight>
+            </wp14:sizeRelV>
+          </wp:anchor>
+        </w:drawing>
+      </w:r>
+      <w:r>
+        <w:tab/>
+      </w:r>
+      <w:r>
+        <w:tab/>
+      </w:r>
+      <w:r>
+        <w:tab/>
+      </w:r>
+      <w:r>
+        <w:rPr>
+          <w:b/>
+        </w:rPr>
         <w:t>KIRJALLINEN VAROITUS</w:t>
       </w:r>
     </w:p>
@@ -30,368 +108,812 @@
         <w:tab/>
       </w:r>
       <w:r>
-        <w:t>${aika}</w:t>
-      </w:r>
-    </w:p>
-    <w:p>
-      <w:pPr>
-        <w:pStyle w:val="Eivli"/>
-      </w:pPr>
-      <w:r>
-        <w:t>TYÖNANTAJA</w:t>
-      </w:r>
-      <w:r>
-        <w:tab/>
-      </w:r>
-      <w:r>
-        <w:tab/>
-      </w:r>
-      <w:r>
-        <w:tab/>
-      </w:r>
-      <w:r>
-        <w:tab/>
-      </w:r>
-      <w:r>
-        <w:tab/>
-      </w:r>
-      <w:r>
-        <w:tab/>
-      </w:r>
-      <w:r>
-        <w:t>TYÖNTEKIJÄ</w:t>
-      </w:r>
-    </w:p>
-    <w:p>
-      <w:pPr>
-        <w:pStyle w:val="Eivli"/>
-      </w:pPr>
-      <w:r>
+        <w:t>#</w:t>
+      </w:r>
+      <w:r>
+        <w:t>aika</w:t>
+      </w:r>
+      <w:r>
+        <w:t>#</w:t>
+      </w:r>
+    </w:p>
+    <w:p>
+      <w:pPr>
+        <w:pStyle w:val="Eivli"/>
+      </w:pPr>
+    </w:p>
+    <w:p>
+      <w:pPr>
+        <w:pStyle w:val="Eivli"/>
+      </w:pPr>
+      <w:r>
+        <w:tab/>
+      </w:r>
+      <w:r>
+        <w:tab/>
+      </w:r>
+      <w:r>
+        <w:tab/>
+      </w:r>
+    </w:p>
+    <w:p>
+      <w:pPr>
+        <w:pStyle w:val="Eivli"/>
+      </w:pPr>
+      <w:r>
+        <w:tab/>
+      </w:r>
+      <w:r>
+        <w:tab/>
+      </w:r>
+      <w:r>
+        <w:tab/>
+      </w:r>
+    </w:p>
+    <w:tbl>
+      <w:tblPr>
+        <w:tblStyle w:val="TaulukkoRuudukko"/>
+        <w:tblW w:w="0" w:type="auto"/>
+        <w:tblBorders>
+          <w:top w:val="none" w:sz="0" w:space="0" w:color="auto"/>
+          <w:left w:val="none" w:sz="0" w:space="0" w:color="auto"/>
+          <w:bottom w:val="none" w:sz="0" w:space="0" w:color="auto"/>
+          <w:right w:val="none" w:sz="0" w:space="0" w:color="auto"/>
+          <w:insideH w:val="none" w:sz="0" w:space="0" w:color="auto"/>
+          <w:insideV w:val="none" w:sz="0" w:space="0" w:color="auto"/>
+        </w:tblBorders>
+        <w:tblLook w:val="04A0" w:firstRow="1" w:lastRow="0" w:firstColumn="1" w:lastColumn="0" w:noHBand="0" w:noVBand="1"/>
+      </w:tblPr>
+      <w:tblGrid>
+        <w:gridCol w:w="4893"/>
+        <w:gridCol w:w="4745"/>
+      </w:tblGrid>
+      <w:tr>
+        <w:trPr>
+          <w:trHeight w:val="376"/>
+        </w:trPr>
+        <w:tc>
+          <w:tcPr>
+            <w:tcW w:w="4994" w:type="dxa"/>
+          </w:tcPr>
+          <w:p>
+            <w:pPr>
+              <w:pStyle w:val="Eivli"/>
+              <w:tabs>
+                <w:tab w:val="right" w:pos="5060"/>
+              </w:tabs>
+            </w:pPr>
+            <w:r>
+              <w:t>TYÖNANTAJA</w:t>
+            </w:r>
+            <w:r>
+              <w:tab/>
+            </w:r>
+          </w:p>
+        </w:tc>
+        <w:tc>
+          <w:tcPr>
+            <w:tcW w:w="4994" w:type="dxa"/>
+          </w:tcPr>
+          <w:p>
+            <w:pPr>
+              <w:pStyle w:val="Eivli"/>
+            </w:pPr>
+            <w:r>
+              <w:t>TYÖNTEKIJÄ</w:t>
+            </w:r>
+          </w:p>
+        </w:tc>
+      </w:tr>
+      <w:tr>
+        <w:trPr>
+          <w:trHeight w:val="376"/>
+        </w:trPr>
+        <w:tc>
+          <w:tcPr>
+            <w:tcW w:w="4994" w:type="dxa"/>
+          </w:tcPr>
+          <w:p>
+            <w:pPr>
+              <w:pStyle w:val="Eivli"/>
+            </w:pPr>
+            <w:r>
+              <w:t>Työnantaja</w:t>
+            </w:r>
+            <w:r>
+              <w:t>:</w:t>
+            </w:r>
+            <w:r>
+              <w:t xml:space="preserve"> </w:t>
+            </w:r>
+            <w:r>
+              <w:t>#</w:t>
+            </w:r>
+            <w:proofErr w:type="spellStart"/>
+            <w:r>
+              <w:t>tyonantaja</w:t>
+            </w:r>
+            <w:proofErr w:type="spellEnd"/>
+            <w:r>
+              <w:t>#</w:t>
+            </w:r>
+          </w:p>
+        </w:tc>
+        <w:tc>
+          <w:tcPr>
+            <w:tcW w:w="4994" w:type="dxa"/>
+          </w:tcPr>
+          <w:p>
+            <w:pPr>
+              <w:pStyle w:val="Eivli"/>
+            </w:pPr>
+            <w:r>
+              <w:t>Työntekijä</w:t>
+            </w:r>
+            <w:r>
+              <w:t>:</w:t>
+            </w:r>
+            <w:r>
+              <w:t xml:space="preserve"> </w:t>
+            </w:r>
+            <w:r>
+              <w:t>#</w:t>
+            </w:r>
+            <w:proofErr w:type="spellStart"/>
+            <w:r>
+              <w:t>tyontekija_nimi</w:t>
+            </w:r>
+            <w:proofErr w:type="spellEnd"/>
+            <w:r>
+              <w:t>#</w:t>
+            </w:r>
+          </w:p>
+        </w:tc>
+      </w:tr>
+      <w:tr>
+        <w:trPr>
+          <w:trHeight w:val="376"/>
+        </w:trPr>
+        <w:tc>
+          <w:tcPr>
+            <w:tcW w:w="4994" w:type="dxa"/>
+          </w:tcPr>
+          <w:p>
+            <w:pPr>
+              <w:pStyle w:val="Eivli"/>
+            </w:pPr>
+            <w:r>
+              <w:t>Osoite</w:t>
+            </w:r>
+            <w:r>
+              <w:t>:</w:t>
+            </w:r>
+            <w:r>
+              <w:t xml:space="preserve"> </w:t>
+            </w:r>
+            <w:r>
+              <w:t>#</w:t>
+            </w:r>
+            <w:proofErr w:type="spellStart"/>
+            <w:r>
+              <w:t>tyonantaja_osoite</w:t>
+            </w:r>
+            <w:proofErr w:type="spellEnd"/>
+            <w:r>
+              <w:t>#</w:t>
+            </w:r>
+            <w:r>
+              <w:tab/>
+            </w:r>
+          </w:p>
+        </w:tc>
+        <w:tc>
+          <w:tcPr>
+            <w:tcW w:w="4994" w:type="dxa"/>
+          </w:tcPr>
+          <w:p>
+            <w:pPr>
+              <w:pStyle w:val="Eivli"/>
+            </w:pPr>
+            <w:r>
+              <w:t>Osoite</w:t>
+            </w:r>
+            <w:r>
+              <w:t>:</w:t>
+            </w:r>
+            <w:r>
+              <w:t xml:space="preserve"> </w:t>
+            </w:r>
+            <w:r>
+              <w:t>#</w:t>
+            </w:r>
+            <w:proofErr w:type="spellStart"/>
+            <w:r>
+              <w:t>tyontekija_osoite</w:t>
+            </w:r>
+            <w:proofErr w:type="spellEnd"/>
+            <w:r>
+              <w:t>#</w:t>
+            </w:r>
+          </w:p>
+        </w:tc>
+      </w:tr>
+      <w:tr>
+        <w:trPr>
+          <w:trHeight w:val="376"/>
+        </w:trPr>
+        <w:tc>
+          <w:tcPr>
+            <w:tcW w:w="4994" w:type="dxa"/>
+          </w:tcPr>
+          <w:p>
+            <w:pPr>
+              <w:pStyle w:val="Eivli"/>
+            </w:pPr>
+            <w:r>
+              <w:t>y-tunnus</w:t>
+            </w:r>
+            <w:r>
+              <w:t>:</w:t>
+            </w:r>
+            <w:r>
+              <w:t xml:space="preserve"> </w:t>
+            </w:r>
+            <w:r>
+              <w:t>#</w:t>
+            </w:r>
+            <w:proofErr w:type="spellStart"/>
+            <w:r>
+              <w:t>tyonantaja_y_tunnus</w:t>
+            </w:r>
+            <w:proofErr w:type="spellEnd"/>
+            <w:r>
+              <w:t>#</w:t>
+            </w:r>
+          </w:p>
+        </w:tc>
+        <w:tc>
+          <w:tcPr>
+            <w:tcW w:w="4994" w:type="dxa"/>
+          </w:tcPr>
+          <w:p>
+            <w:pPr>
+              <w:pStyle w:val="Eivli"/>
+            </w:pPr>
+            <w:r>
+              <w:t>Henkilötunnus</w:t>
+            </w:r>
+            <w:r>
+              <w:t>:</w:t>
+            </w:r>
+            <w:r>
+              <w:t xml:space="preserve"> </w:t>
+            </w:r>
+            <w:r>
+              <w:t>#</w:t>
+            </w:r>
+            <w:proofErr w:type="spellStart"/>
+            <w:r>
+              <w:t>tyontekija_henkilotunnus</w:t>
+            </w:r>
+            <w:proofErr w:type="spellEnd"/>
+            <w:r>
+              <w:t>#</w:t>
+            </w:r>
+          </w:p>
+        </w:tc>
+      </w:tr>
+      <w:tr>
+        <w:trPr>
+          <w:trHeight w:val="376"/>
+        </w:trPr>
+        <w:tc>
+          <w:tcPr>
+            <w:tcW w:w="4994" w:type="dxa"/>
+          </w:tcPr>
+          <w:p>
+            <w:pPr>
+              <w:pStyle w:val="Eivli"/>
+            </w:pPr>
+            <w:r>
+              <w:t>Puhelin</w:t>
+            </w:r>
+            <w:r>
+              <w:t>:</w:t>
+            </w:r>
+            <w:r>
+              <w:t xml:space="preserve"> </w:t>
+            </w:r>
+            <w:r>
+              <w:t>#</w:t>
+            </w:r>
+            <w:proofErr w:type="spellStart"/>
+            <w:r>
+              <w:t>tyonantaja_puhelin</w:t>
+            </w:r>
+            <w:proofErr w:type="spellEnd"/>
+            <w:r>
+              <w:t>#</w:t>
+            </w:r>
+          </w:p>
+        </w:tc>
+        <w:tc>
+          <w:tcPr>
+            <w:tcW w:w="4994" w:type="dxa"/>
+          </w:tcPr>
+          <w:p>
+            <w:pPr>
+              <w:pStyle w:val="Eivli"/>
+            </w:pPr>
+            <w:r>
+              <w:t>Puhelin</w:t>
+            </w:r>
+            <w:r>
+              <w:t>:</w:t>
+            </w:r>
+            <w:r>
+              <w:t xml:space="preserve"> </w:t>
+            </w:r>
+            <w:r>
+              <w:t>#</w:t>
+            </w:r>
+            <w:proofErr w:type="spellStart"/>
+            <w:r>
+              <w:t>tyontekija_puhelin</w:t>
+            </w:r>
+            <w:proofErr w:type="spellEnd"/>
+            <w:r>
+              <w:t>#</w:t>
+            </w:r>
+          </w:p>
+        </w:tc>
+      </w:tr>
+      <w:tr>
+        <w:trPr>
+          <w:trHeight w:val="324"/>
+        </w:trPr>
+        <w:tc>
+          <w:tcPr>
+            <w:tcW w:w="4994" w:type="dxa"/>
+          </w:tcPr>
+          <w:p>
+            <w:pPr>
+              <w:pStyle w:val="Eivli"/>
+            </w:pPr>
+            <w:r>
+              <w:t>Sähköposti:</w:t>
+            </w:r>
+            <w:r>
+              <w:t xml:space="preserve"> </w:t>
+            </w:r>
+            <w:r>
+              <w:t>#</w:t>
+            </w:r>
+            <w:proofErr w:type="spellStart"/>
+            <w:r>
+              <w:t>tyonantaja_sahkoposti</w:t>
+            </w:r>
+            <w:proofErr w:type="spellEnd"/>
+            <w:r>
+              <w:t>#</w:t>
+            </w:r>
+          </w:p>
+        </w:tc>
+        <w:tc>
+          <w:tcPr>
+            <w:tcW w:w="4994" w:type="dxa"/>
+          </w:tcPr>
+          <w:p>
+            <w:pPr>
+              <w:pStyle w:val="Eivli"/>
+            </w:pPr>
+            <w:r>
+              <w:t>Sähköposti</w:t>
+            </w:r>
+            <w:r>
+              <w:t>:</w:t>
+            </w:r>
+            <w:r>
+              <w:t xml:space="preserve"> </w:t>
+            </w:r>
+            <w:r>
+              <w:t>#</w:t>
+            </w:r>
+            <w:proofErr w:type="spellStart"/>
+            <w:r>
+              <w:t>tyontekija_sahkoposti</w:t>
+            </w:r>
+            <w:proofErr w:type="spellEnd"/>
+            <w:r>
+              <w:t>#</w:t>
+            </w:r>
+          </w:p>
+        </w:tc>
+      </w:tr>
+    </w:tbl>
+    <w:p>
+      <w:pPr>
+        <w:pStyle w:val="Eivli"/>
+        <w:tabs>
+          <w:tab w:val="left" w:pos="10460"/>
+        </w:tabs>
+      </w:pPr>
+      <w:r>
+        <w:tab/>
+      </w:r>
+      <w:r>
+        <w:tab/>
+      </w:r>
+      <w:r>
+        <w:tab/>
+      </w:r>
+      <w:r>
+        <w:tab/>
+      </w:r>
+      <w:r>
+        <w:tab/>
+      </w:r>
+      <w:r>
+        <w:tab/>
+      </w:r>
+      <w:r>
+        <w:tab/>
+      </w:r>
+      <w:r>
+        <w:tab/>
+      </w:r>
+    </w:p>
+    <w:p>
+      <w:pPr>
+        <w:pStyle w:val="Eivli"/>
+      </w:pPr>
+    </w:p>
+    <w:p>
+      <w:pPr>
+        <w:pStyle w:val="Eivli"/>
+        <w:pBdr>
+          <w:bottom w:val="single" w:sz="12" w:space="1" w:color="auto"/>
+        </w:pBdr>
+      </w:pPr>
+      <w:r>
+        <w:t>KIRJALLINEN VAROITUS</w:t>
+      </w:r>
+    </w:p>
+    <w:p>
+      <w:pPr>
+        <w:pStyle w:val="Eivli"/>
+      </w:pPr>
+      <w:r>
+        <w:t>Tämän kirjallisen varoituksen perusteena on</w:t>
+      </w:r>
+    </w:p>
+    <w:p>
+      <w:pPr>
+        <w:pStyle w:val="Eivli"/>
+      </w:pPr>
+    </w:p>
+    <w:p>
+      <w:pPr>
+        <w:pStyle w:val="Eivli"/>
+      </w:pPr>
+      <w:r>
+        <w:t>#</w:t>
+      </w:r>
+      <w:proofErr w:type="spellStart"/>
+      <w:r>
+        <w:t>varoitus_teksti</w:t>
+      </w:r>
+      <w:proofErr w:type="spellEnd"/>
+      <w:r>
+        <w:t>#</w:t>
+      </w:r>
+    </w:p>
+    <w:p>
+      <w:pPr>
+        <w:pStyle w:val="Eivli"/>
+      </w:pPr>
+    </w:p>
+    <w:p>
+      <w:pPr>
+        <w:pStyle w:val="Eivli"/>
+      </w:pPr>
+    </w:p>
+    <w:p>
+      <w:pPr>
+        <w:pStyle w:val="Eivli"/>
+      </w:pPr>
+      <w:r>
+        <w:t xml:space="preserve">Edellytämme irtisanomisen uhalla, että työntekijä huolehtii siitä, ettei tämänkaltainen menettely toistu. </w:t>
+      </w:r>
+    </w:p>
+    <w:p>
+      <w:pPr>
+        <w:pStyle w:val="Eivli"/>
+      </w:pPr>
+      <w:r>
+        <w:t>Mikäli työntekijä jatkossa rikkoo työsuhteesta johtuvia velvollisuuksiaan, työnantaja voi irtisanoa työsuhteen</w:t>
+      </w:r>
+    </w:p>
+    <w:p>
+      <w:pPr>
+        <w:pStyle w:val="Eivli"/>
+      </w:pPr>
+    </w:p>
+    <w:p>
+      <w:pPr>
+        <w:pStyle w:val="Eivli"/>
+        <w:pBdr>
+          <w:bottom w:val="single" w:sz="12" w:space="1" w:color="auto"/>
+        </w:pBdr>
+      </w:pPr>
+      <w:r>
+        <w:t>ALLEKIRJOITUS</w:t>
+      </w:r>
+    </w:p>
+    <w:p>
+      <w:pPr>
+        <w:pStyle w:val="Eivli"/>
+      </w:pPr>
+    </w:p>
+    <w:p>
+      <w:pPr>
+        <w:pStyle w:val="Eivli"/>
+      </w:pPr>
+      <w:r>
+        <w:t>#</w:t>
+      </w:r>
+      <w:r>
+        <w:t>aika</w:t>
+      </w:r>
+      <w:r>
+        <w:t>#</w:t>
+      </w:r>
+      <w:r>
+        <w:t xml:space="preserve"> </w:t>
+      </w:r>
+      <w:r>
+        <w:t>#paikka#</w:t>
+      </w:r>
+    </w:p>
+    <w:p>
+      <w:pPr>
+        <w:pStyle w:val="Eivli"/>
+      </w:pPr>
+    </w:p>
+    <w:p>
+      <w:pPr>
+        <w:pStyle w:val="Eivli"/>
+      </w:pPr>
+    </w:p>
+    <w:tbl>
+      <w:tblPr>
+        <w:tblStyle w:val="TaulukkoRuudukko"/>
+        <w:tblW w:w="0" w:type="auto"/>
+        <w:tblBorders>
+          <w:top w:val="none" w:sz="0" w:space="0" w:color="auto"/>
+          <w:left w:val="none" w:sz="0" w:space="0" w:color="auto"/>
+          <w:bottom w:val="none" w:sz="0" w:space="0" w:color="auto"/>
+          <w:right w:val="none" w:sz="0" w:space="0" w:color="auto"/>
+          <w:insideH w:val="none" w:sz="0" w:space="0" w:color="auto"/>
+          <w:insideV w:val="none" w:sz="0" w:space="0" w:color="auto"/>
+        </w:tblBorders>
+        <w:tblLook w:val="04A0" w:firstRow="1" w:lastRow="0" w:firstColumn="1" w:lastColumn="0" w:noHBand="0" w:noVBand="1"/>
+      </w:tblPr>
+      <w:tblGrid>
+        <w:gridCol w:w="4744"/>
+        <w:gridCol w:w="4894"/>
+      </w:tblGrid>
+      <w:tr>
+        <w:trPr>
+          <w:trHeight w:val="324"/>
+        </w:trPr>
+        <w:tc>
+          <w:tcPr>
+            <w:tcW w:w="5005" w:type="dxa"/>
+          </w:tcPr>
+          <w:p>
+            <w:pPr>
+              <w:pStyle w:val="Eivli"/>
+            </w:pPr>
+            <w:r>
+              <w:rPr>
+                <w:b/>
+              </w:rPr>
+              <w:t>___________________________________</w:t>
+            </w:r>
+          </w:p>
+        </w:tc>
+        <w:tc>
+          <w:tcPr>
+            <w:tcW w:w="5005" w:type="dxa"/>
+          </w:tcPr>
+          <w:p>
+            <w:pPr>
+              <w:pStyle w:val="Eivli"/>
+            </w:pPr>
+            <w:r>
+              <w:rPr>
+                <w:b/>
+              </w:rPr>
+              <w:t>________________________________________</w:t>
+            </w:r>
+          </w:p>
+        </w:tc>
+      </w:tr>
+      <w:tr>
+        <w:trPr>
+          <w:trHeight w:val="279"/>
+        </w:trPr>
+        <w:tc>
+          <w:tcPr>
+            <w:tcW w:w="5005" w:type="dxa"/>
+          </w:tcPr>
+          <w:p>
+            <w:pPr>
+              <w:pStyle w:val="Eivli"/>
+            </w:pPr>
+            <w:r>
+              <w:t>#</w:t>
+            </w:r>
+            <w:proofErr w:type="spellStart"/>
+            <w:r>
+              <w:t>johtajan_nimi</w:t>
+            </w:r>
+            <w:proofErr w:type="spellEnd"/>
+            <w:r>
+              <w:t>#</w:t>
+            </w:r>
+          </w:p>
+        </w:tc>
+        <w:tc>
+          <w:tcPr>
+            <w:tcW w:w="5005" w:type="dxa"/>
+          </w:tcPr>
+          <w:p>
+            <w:pPr>
+              <w:pStyle w:val="Eivli"/>
+            </w:pPr>
+            <w:r>
+              <w:t>#</w:t>
+            </w:r>
+            <w:proofErr w:type="spellStart"/>
+            <w:r>
+              <w:t>tyontekija_nimi</w:t>
+            </w:r>
+            <w:proofErr w:type="spellEnd"/>
+            <w:r>
+              <w:t>#</w:t>
+            </w:r>
+            <w:bookmarkStart w:id="0" w:name="_GoBack"/>
+            <w:bookmarkEnd w:id="0"/>
+          </w:p>
+        </w:tc>
+      </w:tr>
+    </w:tbl>
+    <w:p>
+      <w:pPr>
+        <w:pStyle w:val="Eivli"/>
+      </w:pPr>
+    </w:p>
+    <w:p>
+      <w:pPr>
+        <w:pStyle w:val="Eivli"/>
         <w:rPr>
           <w:b/>
         </w:rPr>
-        <w:t>____________________________________</w:t>
-      </w:r>
-      <w:r>
-        <w:tab/>
-      </w:r>
-      <w:r>
-        <w:tab/>
-      </w:r>
-      <w:r>
-        <w:tab/>
-      </w:r>
+      </w:pPr>
       <w:r>
         <w:rPr>
           <w:b/>
         </w:rPr>
-        <w:t>________________________________________</w:t>
-      </w:r>
-    </w:p>
-    <w:p>
-      <w:pPr>
-        <w:pStyle w:val="Eivli"/>
-      </w:pPr>
-      <w:r>
-        <w:t>Työnantaja</w:t>
-      </w:r>
-      <w:r>
-        <w:t xml:space="preserve"> </w:t>
-      </w:r>
-      <w:r>
-        <w:t>${tyonantaja}</w:t>
-      </w:r>
-      <w:r>
-        <w:tab/>
-      </w:r>
-      <w:r>
-        <w:tab/>
-      </w:r>
-      <w:r>
-        <w:tab/>
-      </w:r>
-      <w:r>
-        <w:tab/>
-      </w:r>
-      <w:r>
-        <w:tab/>
-      </w:r>
-      <w:r>
-        <w:t>Työntekijä</w:t>
-      </w:r>
-      <w:r>
-        <w:t xml:space="preserve"> </w:t>
-      </w:r>
-      <w:r>
-        <w:t>${tyontekija_nimi}</w:t>
-      </w:r>
-    </w:p>
-    <w:p>
-      <w:pPr>
-        <w:pStyle w:val="Eivli"/>
-      </w:pPr>
-      <w:r>
-        <w:t>Osoite</w:t>
-      </w:r>
-      <w:r>
-        <w:t xml:space="preserve"> </w:t>
-      </w:r>
-      <w:r>
-        <w:t>${tyonantaja_osoite}</w:t>
-      </w:r>
-      <w:r>
-        <w:tab/>
-      </w:r>
-      <w:r>
-        <w:tab/>
-      </w:r>
-      <w:r>
-        <w:tab/>
-      </w:r>
-      <w:r>
-        <w:tab/>
-      </w:r>
-      <w:r>
-        <w:tab/>
-      </w:r>
-      <w:r>
-        <w:t>Osoite</w:t>
-      </w:r>
-      <w:r>
-        <w:t xml:space="preserve"> </w:t>
-      </w:r>
-      <w:r>
-        <w:t>${tyontekija_osoite}</w:t>
-      </w:r>
-    </w:p>
-    <w:p>
-      <w:pPr>
-        <w:pStyle w:val="Eivli"/>
-      </w:pPr>
-    </w:p>
-    <w:p>
-      <w:pPr>
-        <w:pStyle w:val="Eivli"/>
-      </w:pPr>
-      <w:r>
-        <w:t>y-tunnus</w:t>
-      </w:r>
-      <w:r>
-        <w:t xml:space="preserve"> </w:t>
-      </w:r>
-      <w:r>
-        <w:t>${tyonantaja_y_tunnus}</w:t>
-      </w:r>
-      <w:r>
-        <w:tab/>
-      </w:r>
-      <w:r>
-        <w:tab/>
-      </w:r>
-      <w:r>
-        <w:tab/>
-      </w:r>
-      <w:r>
-        <w:tab/>
-      </w:r>
-      <w:r>
-        <w:tab/>
-      </w:r>
-      <w:r>
-        <w:t>Henkilötunnus</w:t>
-      </w:r>
-      <w:r>
-        <w:t xml:space="preserve"> </w:t>
-      </w:r>
-      <w:r>
-        <w:t>${tyontekija_henkilotunnus}</w:t>
-      </w:r>
-    </w:p>
-    <w:p>
-      <w:pPr>
-        <w:pStyle w:val="Eivli"/>
-      </w:pPr>
-      <w:r>
-        <w:t>Puhelin</w:t>
-      </w:r>
-      <w:r>
-        <w:t xml:space="preserve"> </w:t>
-      </w:r>
-      <w:r>
-        <w:t>${tyonantaja_puhelin}</w:t>
-      </w:r>
-      <w:r>
-        <w:tab/>
-      </w:r>
-      <w:r>
-        <w:tab/>
-      </w:r>
-      <w:r>
-        <w:tab/>
-      </w:r>
-      <w:r>
-        <w:tab/>
-      </w:r>
-      <w:r>
-        <w:tab/>
-      </w:r>
-      <w:r>
-        <w:t>Puhelin</w:t>
-      </w:r>
-      <w:r>
-        <w:t xml:space="preserve"> </w:t>
-      </w:r>
-      <w:r>
-        <w:t>${tyontekija_puhelin}</w:t>
-      </w:r>
-    </w:p>
-    <w:p>
-      <w:pPr>
-        <w:pStyle w:val="Eivli"/>
-      </w:pPr>
-      <w:r>
-        <w:t>e-mail</w:t>
-      </w:r>
-      <w:r>
-        <w:t xml:space="preserve"> </w:t>
-      </w:r>
-      <w:r>
-        <w:t>${tyonantaja_sahkoposti}</w:t>
-      </w:r>
-      <w:r>
-        <w:tab/>
-      </w:r>
-      <w:bookmarkStart w:id="0" w:name="_GoBack"/>
-      <w:bookmarkEnd w:id="0"/>
-      <w:r>
-        <w:tab/>
-      </w:r>
-      <w:r>
-        <w:tab/>
-      </w:r>
-      <w:r>
-        <w:tab/>
-      </w:r>
-      <w:r>
-        <w:tab/>
-      </w:r>
-      <w:r>
-        <w:t>email</w:t>
-      </w:r>
-      <w:r>
-        <w:t xml:space="preserve"> </w:t>
-      </w:r>
-      <w:r>
-        <w:t>${tyontekija_sahkoposti}</w:t>
-      </w:r>
-    </w:p>
-    <w:p>
-      <w:pPr>
-        <w:pStyle w:val="Eivli"/>
-      </w:pPr>
-    </w:p>
-    <w:p>
-      <w:pPr>
-        <w:pStyle w:val="Eivli"/>
-        <w:pBdr>
-          <w:bottom w:val="single" w:sz="12" w:space="1" w:color="auto"/>
-        </w:pBdr>
-      </w:pPr>
-      <w:r>
-        <w:t>KIRJALLINEN VAROITUS</w:t>
-      </w:r>
-    </w:p>
-    <w:p>
-      <w:pPr>
-        <w:pStyle w:val="Eivli"/>
-      </w:pPr>
-      <w:r>
-        <w:t>Tämän kirjallisen varoituksen perusteena on</w:t>
-      </w:r>
-    </w:p>
-    <w:p>
-      <w:pPr>
-        <w:pStyle w:val="Eivli"/>
-      </w:pPr>
-    </w:p>
-    <w:p>
-      <w:pPr>
-        <w:pStyle w:val="Eivli"/>
-      </w:pPr>
-      <w:r>
-        <w:t>${varoitus_teksti}</w:t>
-      </w:r>
-    </w:p>
-    <w:p>
-      <w:pPr>
-        <w:pStyle w:val="Eivli"/>
-      </w:pPr>
-    </w:p>
-    <w:p>
-      <w:pPr>
-        <w:pStyle w:val="Eivli"/>
-      </w:pPr>
-    </w:p>
-    <w:p>
-      <w:pPr>
-        <w:pStyle w:val="Eivli"/>
-      </w:pPr>
-      <w:r>
-        <w:t>Edellytämme irtisanomisen uhalla, että työntekijä huolehtii siitä, ettei tämänkaltainen menettely toistu. Mikäli työntekijä jatkossa rikkoo työsuhteesta johtuvia velvollisuuksiaan, työnantaja voi irtisanoa työsuhteen</w:t>
-      </w:r>
-    </w:p>
-    <w:p>
-      <w:pPr>
-        <w:pStyle w:val="Eivli"/>
-      </w:pPr>
-    </w:p>
-    <w:p>
-      <w:pPr>
-        <w:pStyle w:val="Eivli"/>
-        <w:pBdr>
-          <w:bottom w:val="single" w:sz="12" w:space="1" w:color="auto"/>
-        </w:pBdr>
-      </w:pPr>
-      <w:r>
-        <w:t>ALLEKIRJOITUS</w:t>
-      </w:r>
-    </w:p>
-    <w:p>
-      <w:pPr>
-        <w:pStyle w:val="Eivli"/>
-      </w:pPr>
-    </w:p>
-    <w:p>
-      <w:pPr>
-        <w:pStyle w:val="Eivli"/>
-      </w:pPr>
-      <w:r>
-        <w:t>${aika} ${paikka}</w:t>
-      </w:r>
-    </w:p>
-    <w:p>
-      <w:pPr>
-        <w:pStyle w:val="Eivli"/>
-      </w:pPr>
-    </w:p>
-    <w:p>
-      <w:pPr>
-        <w:pStyle w:val="Eivli"/>
-      </w:pPr>
-    </w:p>
-    <w:p>
-      <w:pPr>
-        <w:pStyle w:val="Eivli"/>
+        <w:tab/>
+      </w:r>
+      <w:r>
         <w:rPr>
           <w:b/>
         </w:rPr>
-      </w:pPr>
-      <w:r>
+        <w:tab/>
+      </w:r>
+    </w:p>
+    <w:p>
+      <w:pPr>
+        <w:pStyle w:val="Eivli"/>
+      </w:pPr>
+    </w:p>
+    <w:p>
+      <w:pPr>
+        <w:pStyle w:val="Eivli"/>
+      </w:pPr>
+      <w:r>
+        <w:t>( Vaihtoehtoisesti, mikäli ei saada työntekijän kuittausta, kaksi todistaja)</w:t>
+      </w:r>
+    </w:p>
+    <w:p>
+      <w:pPr>
+        <w:pStyle w:val="Eivli"/>
+      </w:pPr>
+    </w:p>
+    <w:p>
+      <w:pPr>
+        <w:pStyle w:val="Eivli"/>
+      </w:pPr>
+      <w:r>
+        <w:t>Todistavat varoituksen annetuksi</w:t>
+      </w:r>
+    </w:p>
+    <w:p>
+      <w:pPr>
+        <w:pStyle w:val="Eivli"/>
+      </w:pPr>
+    </w:p>
+    <w:p>
+      <w:pPr>
+        <w:pStyle w:val="Eivli"/>
+      </w:pPr>
+    </w:p>
+    <w:tbl>
+      <w:tblPr>
+        <w:tblStyle w:val="TaulukkoRuudukko"/>
+        <w:tblW w:w="0" w:type="auto"/>
+        <w:tblBorders>
+          <w:top w:val="none" w:sz="0" w:space="0" w:color="auto"/>
+          <w:left w:val="none" w:sz="0" w:space="0" w:color="auto"/>
+          <w:bottom w:val="none" w:sz="0" w:space="0" w:color="auto"/>
+          <w:right w:val="none" w:sz="0" w:space="0" w:color="auto"/>
+          <w:insideH w:val="none" w:sz="0" w:space="0" w:color="auto"/>
+          <w:insideV w:val="none" w:sz="0" w:space="0" w:color="auto"/>
+        </w:tblBorders>
+        <w:tblLook w:val="04A0" w:firstRow="1" w:lastRow="0" w:firstColumn="1" w:lastColumn="0" w:noHBand="0" w:noVBand="1"/>
+      </w:tblPr>
+      <w:tblGrid>
+        <w:gridCol w:w="4744"/>
+        <w:gridCol w:w="4894"/>
+      </w:tblGrid>
+      <w:tr>
+        <w:trPr>
+          <w:trHeight w:val="281"/>
+        </w:trPr>
+        <w:tc>
+          <w:tcPr>
+            <w:tcW w:w="5006" w:type="dxa"/>
+          </w:tcPr>
+          <w:p>
+            <w:pPr>
+              <w:pStyle w:val="Eivli"/>
+            </w:pPr>
+            <w:r>
+              <w:rPr>
+                <w:b/>
+              </w:rPr>
+              <w:t>___________________________________</w:t>
+            </w:r>
+          </w:p>
+        </w:tc>
+        <w:tc>
+          <w:tcPr>
+            <w:tcW w:w="5006" w:type="dxa"/>
+          </w:tcPr>
+          <w:p>
+            <w:pPr>
+              <w:pStyle w:val="Eivli"/>
+            </w:pPr>
+            <w:r>
+              <w:rPr>
+                <w:b/>
+              </w:rPr>
+              <w:t>________________________________________</w:t>
+            </w:r>
+          </w:p>
+        </w:tc>
+      </w:tr>
+    </w:tbl>
+    <w:p>
+      <w:pPr>
+        <w:pStyle w:val="Eivli"/>
         <w:rPr>
           <w:b/>
         </w:rPr>
-        <w:t>___________________________________</w:t>
-      </w:r>
+      </w:pPr>
       <w:r>
         <w:rPr>
           <w:b/>
@@ -403,84 +925,12 @@
           <w:b/>
         </w:rPr>
         <w:tab/>
-        <w:t>________________________________________</w:t>
-      </w:r>
-    </w:p>
-    <w:p>
-      <w:pPr>
-        <w:pStyle w:val="Eivli"/>
-      </w:pPr>
-    </w:p>
-    <w:p>
-      <w:pPr>
-        <w:pStyle w:val="Eivli"/>
-      </w:pPr>
-    </w:p>
-    <w:p>
-      <w:pPr>
-        <w:pStyle w:val="Eivli"/>
-      </w:pPr>
-      <w:r>
-        <w:t>( Vaihtoehtoisesti, mikäli ei saada työntekijän kuittausta, kaksi todistaja)</w:t>
-      </w:r>
-    </w:p>
-    <w:p>
-      <w:pPr>
-        <w:pStyle w:val="Eivli"/>
-      </w:pPr>
-    </w:p>
-    <w:p>
-      <w:pPr>
-        <w:pStyle w:val="Eivli"/>
-      </w:pPr>
-      <w:r>
-        <w:t>Todistavat varoituksen annetuksi</w:t>
-      </w:r>
-    </w:p>
-    <w:p>
-      <w:pPr>
-        <w:pStyle w:val="Eivli"/>
-      </w:pPr>
-    </w:p>
-    <w:p>
-      <w:pPr>
-        <w:pStyle w:val="Eivli"/>
-      </w:pPr>
-    </w:p>
-    <w:p>
-      <w:pPr>
-        <w:pStyle w:val="Eivli"/>
-        <w:rPr>
-          <w:b/>
-        </w:rPr>
-      </w:pPr>
-      <w:r>
-        <w:rPr>
-          <w:b/>
-        </w:rPr>
-        <w:t>___________________________________</w:t>
-      </w:r>
-      <w:r>
-        <w:rPr>
-          <w:b/>
-        </w:rPr>
-        <w:tab/>
-      </w:r>
-      <w:r>
-        <w:rPr>
-          <w:b/>
-        </w:rPr>
-        <w:tab/>
-        <w:t>________________________________________</w:t>
-      </w:r>
-    </w:p>
-    <w:p>
-      <w:pPr>
-        <w:pStyle w:val="Eivli"/>
-      </w:pPr>
-      <w:r>
-        <w:t>${johtajan_nimi}</w:t>
-      </w:r>
+      </w:r>
+    </w:p>
+    <w:p>
+      <w:pPr>
+        <w:pStyle w:val="Eivli"/>
+      </w:pPr>
     </w:p>
     <w:p>
       <w:pPr>
@@ -489,56 +939,6 @@
       <w:r>
         <w:t>Tästä varoituksesta on tehty kaksi samanlaista kappaletta kummallekin osapuolelle</w:t>
       </w:r>
-    </w:p>
-    <w:p>
-      <w:pPr>
-        <w:pStyle w:val="Eivli"/>
-      </w:pPr>
-    </w:p>
-    <w:p>
-      <w:pPr>
-        <w:pStyle w:val="Eivli"/>
-      </w:pPr>
-    </w:p>
-    <w:p>
-      <w:pPr>
-        <w:pStyle w:val="Eivli"/>
-      </w:pPr>
-    </w:p>
-    <w:p>
-      <w:pPr>
-        <w:pStyle w:val="Eivli"/>
-      </w:pPr>
-    </w:p>
-    <w:p>
-      <w:pPr>
-        <w:pStyle w:val="Eivli"/>
-      </w:pPr>
-    </w:p>
-    <w:p>
-      <w:pPr>
-        <w:pStyle w:val="Eivli"/>
-      </w:pPr>
-    </w:p>
-    <w:p>
-      <w:pPr>
-        <w:pStyle w:val="Eivli"/>
-      </w:pPr>
-    </w:p>
-    <w:p>
-      <w:pPr>
-        <w:pStyle w:val="Eivli"/>
-      </w:pPr>
-    </w:p>
-    <w:p>
-      <w:pPr>
-        <w:pStyle w:val="Eivli"/>
-      </w:pPr>
-    </w:p>
-    <w:p>
-      <w:pPr>
-        <w:pStyle w:val="Eivli"/>
-      </w:pPr>
     </w:p>
     <w:p>
       <w:pPr>
@@ -585,7 +985,7 @@
       </w:pPr>
     </w:pPrDefault>
   </w:docDefaults>
-  <w:latentStyles w:defLockedState="0" w:defUIPriority="99" w:defSemiHidden="0" w:defUnhideWhenUsed="0" w:defQFormat="0" w:count="372">
+  <w:latentStyles w:defLockedState="0" w:defUIPriority="99" w:defSemiHidden="0" w:defUnhideWhenUsed="0" w:defQFormat="0" w:count="374">
     <w:lsdException w:name="Normal" w:uiPriority="0" w:qFormat="1"/>
     <w:lsdException w:name="heading 1" w:uiPriority="9" w:qFormat="1"/>
     <w:lsdException w:name="heading 2" w:semiHidden="1" w:uiPriority="9" w:unhideWhenUsed="1" w:qFormat="1"/>
@@ -958,6 +1358,7 @@
     <w:lsdException w:name="List Table 6 Colorful Accent 6" w:uiPriority="51"/>
     <w:lsdException w:name="List Table 7 Colorful Accent 6" w:uiPriority="52"/>
     <w:lsdException w:name="Mention" w:semiHidden="1" w:unhideWhenUsed="1"/>
+    <w:lsdException w:name="Smart Hyperlink" w:semiHidden="1" w:unhideWhenUsed="1"/>
   </w:latentStyles>
   <w:style w:type="paragraph" w:default="1" w:styleId="Normaali">
     <w:name w:val="Normal"/>
@@ -998,6 +1399,25 @@
     <w:pPr>
       <w:spacing w:after="0" w:line="240" w:lineRule="auto"/>
     </w:pPr>
+  </w:style>
+  <w:style w:type="table" w:styleId="TaulukkoRuudukko">
+    <w:name w:val="Table Grid"/>
+    <w:basedOn w:val="Normaalitaulukko"/>
+    <w:uiPriority w:val="39"/>
+    <w:rsid w:val="00086699"/>
+    <w:pPr>
+      <w:spacing w:after="0" w:line="240" w:lineRule="auto"/>
+    </w:pPr>
+    <w:tblPr>
+      <w:tblBorders>
+        <w:top w:val="single" w:sz="4" w:space="0" w:color="auto"/>
+        <w:left w:val="single" w:sz="4" w:space="0" w:color="auto"/>
+        <w:bottom w:val="single" w:sz="4" w:space="0" w:color="auto"/>
+        <w:right w:val="single" w:sz="4" w:space="0" w:color="auto"/>
+        <w:insideH w:val="single" w:sz="4" w:space="0" w:color="auto"/>
+        <w:insideV w:val="single" w:sz="4" w:space="0" w:color="auto"/>
+      </w:tblBorders>
+    </w:tblPr>
   </w:style>
 </w:styles>
 </file>
